--- a/Uma_Rajamani_Resume.docx
+++ b/Uma_Rajamani_Resume.docx
@@ -55,7 +55,27 @@
           <w:sz w:val="22"/>
           <w:szCs w:val="22"/>
         </w:rPr>
-        <w:t>Senior Technical Writer — API &amp; Developer Documentation</w:t>
+        <w:t xml:space="preserve">Senior Technical Writer </w:t>
+      </w:r>
+      <w:r>
+        <w:rPr>
+          <w:i/>
+          <w:iCs/>
+          <w:color w:val="595959"/>
+          <w:sz w:val="22"/>
+          <w:szCs w:val="22"/>
+        </w:rPr>
+        <w:t xml:space="preserve">- </w:t>
+      </w:r>
+      <w:r>
+        <w:rPr>
+          <w:i/>
+          <w:iCs/>
+          <w:color w:val="595959"/>
+          <w:sz w:val="22"/>
+          <w:szCs w:val="22"/>
+        </w:rPr>
+        <w:t>API &amp; Developer Documentation</w:t>
       </w:r>
     </w:p>
     <w:p>
@@ -590,7 +610,13 @@
         <w:rPr>
           <w:color w:val="000000"/>
         </w:rPr>
-        <w:t xml:space="preserve"> guide, and API reference — targeting Senior API Technical Writer roles.</w:t>
+        <w:t xml:space="preserve"> guide, and API reference</w:t>
+      </w:r>
+      <w:r>
+        <w:rPr>
+          <w:color w:val="000000"/>
+        </w:rPr>
+        <w:t>.</w:t>
       </w:r>
     </w:p>
     <w:p>
@@ -692,7 +718,19 @@
         <w:rPr>
           <w:color w:val="000000"/>
         </w:rPr>
-        <w:t xml:space="preserve"> registration — with automated test scripts that validate response status, extract IDs, and chain requests across all five folders without manual copy-paste.</w:t>
+        <w:t xml:space="preserve"> registration </w:t>
+      </w:r>
+      <w:r>
+        <w:rPr>
+          <w:color w:val="000000"/>
+        </w:rPr>
+        <w:t xml:space="preserve">- </w:t>
+      </w:r>
+      <w:r>
+        <w:rPr>
+          <w:color w:val="000000"/>
+        </w:rPr>
+        <w:t>with automated test scripts that validate response status, extract IDs, and chain requests across all five folders without manual copy-paste.</w:t>
       </w:r>
     </w:p>
     <w:p>
@@ -821,7 +859,23 @@
           <w:iCs/>
           <w:color w:val="595959"/>
         </w:rPr>
-        <w:t>Jun 2022 – Oct 2022</w:t>
+        <w:t xml:space="preserve">Jun 2022 </w:t>
+      </w:r>
+      <w:r>
+        <w:rPr>
+          <w:i/>
+          <w:iCs/>
+          <w:color w:val="595959"/>
+        </w:rPr>
+        <w:t>-</w:t>
+      </w:r>
+      <w:r>
+        <w:rPr>
+          <w:i/>
+          <w:iCs/>
+          <w:color w:val="595959"/>
+        </w:rPr>
+        <w:t xml:space="preserve"> Oct 2022</w:t>
       </w:r>
     </w:p>
     <w:p>
@@ -966,7 +1020,23 @@
           <w:iCs/>
           <w:color w:val="595959"/>
         </w:rPr>
-        <w:t>Dec 2020 – Sep 2021</w:t>
+        <w:t xml:space="preserve">Dec 2020 </w:t>
+      </w:r>
+      <w:r>
+        <w:rPr>
+          <w:i/>
+          <w:iCs/>
+          <w:color w:val="595959"/>
+        </w:rPr>
+        <w:t>-</w:t>
+      </w:r>
+      <w:r>
+        <w:rPr>
+          <w:i/>
+          <w:iCs/>
+          <w:color w:val="595959"/>
+        </w:rPr>
+        <w:t xml:space="preserve"> Sep 2021</w:t>
       </w:r>
     </w:p>
     <w:p>
@@ -1131,7 +1201,23 @@
           <w:iCs/>
           <w:color w:val="595959"/>
         </w:rPr>
-        <w:t>Nov 2019 – Feb 2020</w:t>
+        <w:t xml:space="preserve">Nov 2019 </w:t>
+      </w:r>
+      <w:r>
+        <w:rPr>
+          <w:i/>
+          <w:iCs/>
+          <w:color w:val="595959"/>
+        </w:rPr>
+        <w:t>-</w:t>
+      </w:r>
+      <w:r>
+        <w:rPr>
+          <w:i/>
+          <w:iCs/>
+          <w:color w:val="595959"/>
+        </w:rPr>
+        <w:t xml:space="preserve"> Feb 2020</w:t>
       </w:r>
     </w:p>
     <w:p>
@@ -1228,7 +1314,23 @@
           <w:iCs/>
           <w:color w:val="595959"/>
         </w:rPr>
-        <w:t>Nov 2018 – Jan 2019</w:t>
+        <w:t xml:space="preserve">Nov 2018 </w:t>
+      </w:r>
+      <w:r>
+        <w:rPr>
+          <w:i/>
+          <w:iCs/>
+          <w:color w:val="595959"/>
+        </w:rPr>
+        <w:t>- J</w:t>
+      </w:r>
+      <w:r>
+        <w:rPr>
+          <w:i/>
+          <w:iCs/>
+          <w:color w:val="595959"/>
+        </w:rPr>
+        <w:t>an 2019</w:t>
       </w:r>
     </w:p>
     <w:p>
@@ -1323,7 +1425,23 @@
           <w:iCs/>
           <w:color w:val="595959"/>
         </w:rPr>
-        <w:t>Jun 2017 – Dec 2017</w:t>
+        <w:t xml:space="preserve">Jun 2017 </w:t>
+      </w:r>
+      <w:r>
+        <w:rPr>
+          <w:i/>
+          <w:iCs/>
+          <w:color w:val="595959"/>
+        </w:rPr>
+        <w:t>-</w:t>
+      </w:r>
+      <w:r>
+        <w:rPr>
+          <w:i/>
+          <w:iCs/>
+          <w:color w:val="595959"/>
+        </w:rPr>
+        <w:t xml:space="preserve"> Dec 2017</w:t>
       </w:r>
     </w:p>
     <w:p>
@@ -1418,7 +1536,23 @@
           <w:iCs/>
           <w:color w:val="595959"/>
         </w:rPr>
-        <w:t>Jul 2011 – May 2017  (6 years)</w:t>
+        <w:t xml:space="preserve">Jul 2011 </w:t>
+      </w:r>
+      <w:r>
+        <w:rPr>
+          <w:i/>
+          <w:iCs/>
+          <w:color w:val="595959"/>
+        </w:rPr>
+        <w:t xml:space="preserve">- </w:t>
+      </w:r>
+      <w:r>
+        <w:rPr>
+          <w:i/>
+          <w:iCs/>
+          <w:color w:val="595959"/>
+        </w:rPr>
+        <w:t>May 2017  (6 years)</w:t>
       </w:r>
     </w:p>
     <w:p>
@@ -1609,7 +1743,23 @@
           <w:iCs/>
           <w:color w:val="595959"/>
         </w:rPr>
-        <w:t>Dec 2010 – Jun 2011</w:t>
+        <w:t xml:space="preserve">Dec 2010 </w:t>
+      </w:r>
+      <w:r>
+        <w:rPr>
+          <w:i/>
+          <w:iCs/>
+          <w:color w:val="595959"/>
+        </w:rPr>
+        <w:t>-</w:t>
+      </w:r>
+      <w:r>
+        <w:rPr>
+          <w:i/>
+          <w:iCs/>
+          <w:color w:val="595959"/>
+        </w:rPr>
+        <w:t xml:space="preserve"> Jun 2011</w:t>
       </w:r>
     </w:p>
     <w:p>
@@ -1700,7 +1850,23 @@
           <w:iCs/>
           <w:color w:val="595959"/>
         </w:rPr>
-        <w:t>Sep 2009 – Nov 2010</w:t>
+        <w:t xml:space="preserve">Sep 2009 </w:t>
+      </w:r>
+      <w:r>
+        <w:rPr>
+          <w:i/>
+          <w:iCs/>
+          <w:color w:val="595959"/>
+        </w:rPr>
+        <w:t>- N</w:t>
+      </w:r>
+      <w:r>
+        <w:rPr>
+          <w:i/>
+          <w:iCs/>
+          <w:color w:val="595959"/>
+        </w:rPr>
+        <w:t>ov 2010</w:t>
       </w:r>
     </w:p>
     <w:p>
@@ -1765,7 +1931,23 @@
           <w:iCs/>
           <w:color w:val="595959"/>
         </w:rPr>
-        <w:t>Aug 2008 – Jun 2009</w:t>
+        <w:t xml:space="preserve">Aug 2008 </w:t>
+      </w:r>
+      <w:r>
+        <w:rPr>
+          <w:i/>
+          <w:iCs/>
+          <w:color w:val="595959"/>
+        </w:rPr>
+        <w:t xml:space="preserve">- </w:t>
+      </w:r>
+      <w:r>
+        <w:rPr>
+          <w:i/>
+          <w:iCs/>
+          <w:color w:val="595959"/>
+        </w:rPr>
+        <w:t>Jun 2009</w:t>
       </w:r>
     </w:p>
     <w:p>
@@ -1904,7 +2086,23 @@
           <w:iCs/>
           <w:color w:val="595959"/>
         </w:rPr>
-        <w:t>2002 – 2008</w:t>
+        <w:t xml:space="preserve">2002 </w:t>
+      </w:r>
+      <w:r>
+        <w:rPr>
+          <w:i/>
+          <w:iCs/>
+          <w:color w:val="595959"/>
+        </w:rPr>
+        <w:t xml:space="preserve">- </w:t>
+      </w:r>
+      <w:r>
+        <w:rPr>
+          <w:i/>
+          <w:iCs/>
+          <w:color w:val="595959"/>
+        </w:rPr>
+        <w:t>2008</w:t>
       </w:r>
     </w:p>
     <w:p>
@@ -2036,7 +2234,19 @@
         <w:rPr>
           <w:color w:val="000000"/>
         </w:rPr>
-        <w:t xml:space="preserve">B.Sc. Statistics — S.D.N.B. </w:t>
+        <w:t xml:space="preserve">B.Sc. Statistics </w:t>
+      </w:r>
+      <w:r>
+        <w:rPr>
+          <w:color w:val="000000"/>
+        </w:rPr>
+        <w:t xml:space="preserve">- </w:t>
+      </w:r>
+      <w:r>
+        <w:rPr>
+          <w:color w:val="000000"/>
+        </w:rPr>
+        <w:t xml:space="preserve">S.D.N.B. </w:t>
       </w:r>
       <w:proofErr w:type="spellStart"/>
       <w:r>
@@ -2066,7 +2276,19 @@
         <w:rPr>
           <w:color w:val="000000"/>
         </w:rPr>
-        <w:t>Honours Diploma in Software Technology &amp; Systems Management — NIIT (1994–95)</w:t>
+        <w:t xml:space="preserve">Honours Diploma in Software Technology &amp; Systems Management </w:t>
+      </w:r>
+      <w:r>
+        <w:rPr>
+          <w:color w:val="000000"/>
+        </w:rPr>
+        <w:t xml:space="preserve">- </w:t>
+      </w:r>
+      <w:r>
+        <w:rPr>
+          <w:color w:val="000000"/>
+        </w:rPr>
+        <w:t>NIIT (1994–95)</w:t>
       </w:r>
     </w:p>
     <w:p>
@@ -2082,7 +2304,19 @@
         <w:rPr>
           <w:color w:val="000000"/>
         </w:rPr>
-        <w:t>Post Graduate Diploma in Computer Science — SSI Limited (1996–97)</w:t>
+        <w:t xml:space="preserve">Post Graduate Diploma in Computer Science </w:t>
+      </w:r>
+      <w:r>
+        <w:rPr>
+          <w:color w:val="000000"/>
+        </w:rPr>
+        <w:t>-</w:t>
+      </w:r>
+      <w:r>
+        <w:rPr>
+          <w:color w:val="000000"/>
+        </w:rPr>
+        <w:t xml:space="preserve"> SSI Limited (1996–97)</w:t>
       </w:r>
     </w:p>
     <w:p>
@@ -2098,7 +2332,19 @@
         <w:rPr>
           <w:color w:val="000000"/>
         </w:rPr>
-        <w:t>Post Graduate Programme in Technical Writing — S.A. International Limited (2003)</w:t>
+        <w:t xml:space="preserve">Post Graduate Programme in Technical Writing </w:t>
+      </w:r>
+      <w:r>
+        <w:rPr>
+          <w:color w:val="000000"/>
+        </w:rPr>
+        <w:t>-</w:t>
+      </w:r>
+      <w:r>
+        <w:rPr>
+          <w:color w:val="000000"/>
+        </w:rPr>
+        <w:t xml:space="preserve"> S.A. International Limited (2003)</w:t>
       </w:r>
     </w:p>
     <w:p>
